--- a/tests/fixtures/synthetic/files/blog_post__wrong_paper.docx
+++ b/tests/fixtures/synthetic/files/blog_post__wrong_paper.docx
@@ -7,7 +7,7 @@
         <w:pStyle w:val="Title"/>
       </w:pPr>
       <w:r>
-        <w:t>Scalable desalination membranes for arid regions: What the Evidence Shows</w:t>
+        <w:t>Why scalable desalination membranes for arid regions Matters Now</w:t>
       </w:r>
     </w:p>
     <w:p>
@@ -33,7 +33,7 @@
     </w:p>
     <w:p>
       <w:r>
-        <w:t>The discussion draws on established fabrication methods and current data. The evidence base is partial, and important gaps remain. Practitioners and policymakers alike have a role to play here.</w:t>
+        <w:t>Practitioners and policymakers alike have a role to play here. Recent analysis points toward a tractable path forward. Careful framing guards against overstatement.</w:t>
       </w:r>
     </w:p>
     <w:p>
@@ -46,7 +46,7 @@
     </w:p>
     <w:p>
       <w:r>
-        <w:t>This piece examines scalable desalination membranes for arid regions, a question of growing public interest. Careful framing guards against overstatement. The evidence base is partial, and important gaps remain.</w:t>
+        <w:t>Practitioners and policymakers alike have a role to play here. The evidence base is partial, and important gaps remain. Careful framing guards against overstatement.</w:t>
       </w:r>
     </w:p>
     <w:p>
@@ -59,7 +59,7 @@
     </w:p>
     <w:p>
       <w:r>
-        <w:t>Recent analysis points toward a tractable path forward.</w:t>
+        <w:t>These findings will transform policy overnight, guaranteed. Every serious observer already agrees; the matter is entirely settled.</w:t>
       </w:r>
     </w:p>
     <w:p>
@@ -75,7 +75,7 @@
         <w:pStyle w:val="ListNumber"/>
       </w:pPr>
       <w:r>
-        <w:t>[1] https://doi.org/10.1371/journal.pone.0173664</w:t>
+        <w:t>[1] https://doi.org/10.1109/TPAMI.2016.2577031</w:t>
       </w:r>
     </w:p>
     <w:p>
@@ -83,7 +83,7 @@
         <w:pStyle w:val="ListNumber"/>
       </w:pPr>
       <w:r>
-        <w:t>[2] https://doi.org/10.1021/jacs.9b02765</w:t>
+        <w:t>[2] https://doi.org/10.1109/TPAMI.2016.2577031</w:t>
       </w:r>
     </w:p>
     <w:p>
@@ -91,7 +91,7 @@
         <w:pStyle w:val="ListNumber"/>
       </w:pPr>
       <w:r>
-        <w:t>[3] https://doi.org/10.1073/pnas.1517384113</w:t>
+        <w:t>[3] https://doi.org/10.4560/mnswil68</w:t>
       </w:r>
     </w:p>
     <w:p>
@@ -107,7 +107,7 @@
         <w:pStyle w:val="ListNumber"/>
       </w:pPr>
       <w:r>
-        <w:t>[5] https://doi.org/10.1038/nature14539</w:t>
+        <w:t>[5] https://doi.org/10.1145/3292500.3330701</w:t>
       </w:r>
     </w:p>
     <w:p>
@@ -115,7 +115,7 @@
         <w:pStyle w:val="ListNumber"/>
       </w:pPr>
       <w:r>
-        <w:t>[6] https://doi.org/10.1038/nature14539</w:t>
+        <w:t>[6] https://doi.org/10.1209/7gbyjddm</w:t>
       </w:r>
     </w:p>
     <w:p>
@@ -123,7 +123,7 @@
         <w:pStyle w:val="ListNumber"/>
       </w:pPr>
       <w:r>
-        <w:t>[7] https://doi.org/10.1001/jama.2016.9797</w:t>
+        <w:t>[7] https://doi.org/10.1016/j.cell.2016.07.054</w:t>
       </w:r>
     </w:p>
     <w:p>
@@ -131,7 +131,7 @@
         <w:pStyle w:val="ListNumber"/>
       </w:pPr>
       <w:r>
-        <w:t>[8] https://doi.org/10.1093/nar/gky1055</w:t>
+        <w:t>[8] https://doi.org/10.5835/n8cw2g9o</w:t>
       </w:r>
     </w:p>
     <w:p>
@@ -139,15 +139,7 @@
         <w:pStyle w:val="ListNumber"/>
       </w:pPr>
       <w:r>
-        <w:t>[9] https://doi.org/10.1021/jacs.9b02765</w:t>
-      </w:r>
-    </w:p>
-    <w:p>
-      <w:pPr>
-        <w:pStyle w:val="ListNumber"/>
-      </w:pPr>
-      <w:r>
-        <w:t>[10] https://doi.org/10.1145/3292500.3330701</w:t>
+        <w:t>[9] https://doi.org/10.1056/NEJMoa2034577</w:t>
       </w:r>
     </w:p>
     <w:sectPr>

--- a/tests/fixtures/synthetic/files/blog_post__wrong_paper.docx
+++ b/tests/fixtures/synthetic/files/blog_post__wrong_paper.docx
@@ -20,7 +20,7 @@
     </w:p>
     <w:p>
       <w:r>
-        <w:t>What we know about scalable desalination membranes for arid regions, and what to watch.</w:t>
+        <w:t>What we know about scalable desalination membranes for arid regions, and what to watch [1].</w:t>
       </w:r>
     </w:p>
     <w:p>
@@ -33,7 +33,7 @@
     </w:p>
     <w:p>
       <w:r>
-        <w:t>Practitioners and policymakers alike have a role to play here. Recent analysis points toward a tractable path forward. Careful framing guards against overstatement.</w:t>
+        <w:t>Practitioners and policymakers alike have a role to play here [2]. Recent analysis points toward a tractable path forward [3]. Careful framing guards against overstatement [4].</w:t>
       </w:r>
     </w:p>
     <w:p>
@@ -46,7 +46,7 @@
     </w:p>
     <w:p>
       <w:r>
-        <w:t>Practitioners and policymakers alike have a role to play here. The evidence base is partial, and important gaps remain. Careful framing guards against overstatement.</w:t>
+        <w:t>Practitioners and policymakers alike have a role to play here [5]. The evidence base is partial, and important gaps remain [6]. Careful framing guards against overstatement [7].</w:t>
       </w:r>
     </w:p>
     <w:p>
@@ -59,7 +59,12 @@
     </w:p>
     <w:p>
       <w:r>
-        <w:t>These findings will transform policy overnight, guaranteed. Every serious observer already agrees; the matter is entirely settled.</w:t>
+        <w:t>These findings will transform policy overnight, guaranteed [8]. Every serious observer already agrees; the matter is entirely settled [9].</w:t>
+      </w:r>
+    </w:p>
+    <w:p>
+      <w:r>
+        <w:t>As one source notes, “Our preliminary data suggest a tractable path toward measurable improvement.” [1]</w:t>
       </w:r>
     </w:p>
     <w:p>
